--- a/TRPT_KiteTurbine_Potential.docx
+++ b/TRPT_KiteTurbine_Potential.docx
@@ -225,6 +225,99 @@
           <w:sz w:val="20"/>
         </w:rPr>
         <w:t>At 500 kW scale (5-rotor stack): estimated LCOE ~£60-80/MWh; comparable to offshore wind; deployable to remote/island sites with &lt;10 m tower footprint</w:t>
+      </w:r>
+    </w:p>
+    <w:p>
+      <w:pPr>
+        <w:pStyle w:val="Heading1"/>
+        <w:spacing w:before="280" w:after="80"/>
+      </w:pPr>
+      <w:r>
+        <w:rPr>
+          <w:b/>
+          <w:color w:val="0D1B2A"/>
+          <w:sz w:val="32"/>
+        </w:rPr>
+        <w:t>1.5  Simulation Physics &amp; Known Limitations</w:t>
+      </w:r>
+    </w:p>
+    <w:p>
+      <w:pPr>
+        <w:spacing w:after="80"/>
+      </w:pPr>
+      <w:r>
+        <w:rPr>
+          <w:b w:val="0"/>
+          <w:i w:val="0"/>
+          <w:color w:val="444F5A"/>
+          <w:sz w:val="21"/>
+        </w:rPr>
+        <w:t>The current simulation environment contains several known physical abstractions and limitations that contextualize these results:</w:t>
+      </w:r>
+    </w:p>
+    <w:p>
+      <w:pPr>
+        <w:pStyle w:val="ListBullet"/>
+        <w:spacing w:after="40"/>
+      </w:pPr>
+      <w:r>
+        <w:rPr>
+          <w:color w:val="444F5A"/>
+          <w:sz w:val="21"/>
+        </w:rPr>
+        <w:t>Zero-Speed Thrust (CT=0 at λ=0): The thrust coefficient CT is set exactly to 0.0 at standstill. A physical stationary rotor disk would experience significant drag. This affects 'cold start' collapse models.</w:t>
+      </w:r>
+    </w:p>
+    <w:p>
+      <w:pPr>
+        <w:pStyle w:val="ListBullet"/>
+        <w:spacing w:after="40"/>
+      </w:pPr>
+      <w:r>
+        <w:rPr>
+          <w:color w:val="444F5A"/>
+          <w:sz w:val="21"/>
+        </w:rPr>
+        <w:t>Startup Torque numerical 'Hack': Aerodynamic torque is calculated as P_aero / max(|ω|, 0.5) to prevent division by zero, giving a small numerical 'kick-start' at ω=0 since P_aero is also zero.</w:t>
+      </w:r>
+    </w:p>
+    <w:p>
+      <w:pPr>
+        <w:pStyle w:val="ListBullet"/>
+        <w:spacing w:after="40"/>
+      </w:pPr>
+      <w:r>
+        <w:rPr>
+          <w:color w:val="444F5A"/>
+          <w:sz w:val="21"/>
+        </w:rPr>
+        <w:t>Semi-Free Hub Constraint: The elevation is free to droop under gravity (e.g. at low wind) but is constrained from over-flying by a tension-only 'back line' tether. This 'virtual mast' prevents the hub from reaching its true aerodynamic equilibrium if that altitude is above the design elevation.</w:t>
+      </w:r>
+    </w:p>
+    <w:p>
+      <w:pPr>
+        <w:pStyle w:val="ListBullet"/>
+        <w:spacing w:after="40"/>
+      </w:pPr>
+      <w:r>
+        <w:rPr>
+          <w:color w:val="444F5A"/>
+          <w:sz w:val="21"/>
+        </w:rPr>
+        <w:t>Analytical vs. Dynamic Scaling: 'Stacked Rotor' configurations in subsequent analytical reports are derived via scaling laws, not multi-rotor dynamic simulations.</w:t>
+      </w:r>
+    </w:p>
+    <w:p>
+      <w:pPr>
+        <w:pStyle w:val="ListBullet"/>
+        <w:spacing w:after="40"/>
+      </w:pPr>
+      <w:r>
+        <w:rPr>
+          <w:color w:val="444F5A"/>
+          <w:sz w:val="21"/>
+        </w:rPr>
+        <w:t>Torsional Damping: An explicit, non-physical inter-ring torsional damper is applied to suppress high-frequency torsional oscillations numerical integration issues.</w:t>
       </w:r>
     </w:p>
     <w:p>
@@ -2224,7 +2317,7 @@
                 <w:color w:val="444F5A"/>
                 <w:sz w:val="18"/>
               </w:rPr>
-              <w:t>3.31</w:t>
+              <w:t>3.82</w:t>
             </w:r>
           </w:p>
         </w:tc>
@@ -2262,7 +2355,7 @@
                 <w:color w:val="444F5A"/>
                 <w:sz w:val="18"/>
               </w:rPr>
-              <w:t>6.29</w:t>
+              <w:t>7.83</w:t>
             </w:r>
           </w:p>
         </w:tc>
@@ -2300,7 +2393,7 @@
                 <w:color w:val="444F5A"/>
                 <w:sz w:val="18"/>
               </w:rPr>
-              <w:t>8.27</w:t>
+              <w:t>10.52</w:t>
             </w:r>
           </w:p>
         </w:tc>
@@ -2338,7 +2431,7 @@
                 <w:color w:val="444F5A"/>
                 <w:sz w:val="18"/>
               </w:rPr>
-              <w:t>13.35</w:t>
+              <w:t>17.54</w:t>
             </w:r>
           </w:p>
         </w:tc>
@@ -5824,7 +5917,7 @@
           <w:color w:val="444F5A"/>
           <w:sz w:val="21"/>
         </w:rPr>
-        <w:t>Report compiled: 09 April 2026</w:t>
+        <w:t>Report compiled: 13 April 2026</w:t>
       </w:r>
     </w:p>
     <w:p>

--- a/TRPT_KiteTurbine_Potential.docx
+++ b/TRPT_KiteTurbine_Potential.docx
@@ -5917,7 +5917,7 @@
           <w:color w:val="444F5A"/>
           <w:sz w:val="21"/>
         </w:rPr>
-        <w:t>Report compiled: 13 April 2026</w:t>
+        <w:t>Report compiled: 19 April 2026</w:t>
       </w:r>
     </w:p>
     <w:p>

--- a/TRPT_KiteTurbine_Potential.docx
+++ b/TRPT_KiteTurbine_Potential.docx
@@ -5917,7 +5917,7 @@
           <w:color w:val="444F5A"/>
           <w:sz w:val="21"/>
         </w:rPr>
-        <w:t>Report compiled: 19 April 2026</w:t>
+        <w:t>Report compiled: 13 April 2026</w:t>
       </w:r>
     </w:p>
     <w:p>
